--- a/apps/web/public/assets/samples/artifacts/docs/side-hustle-product-manual.docx
+++ b/apps/web/public/assets/samples/artifacts/docs/side-hustle-product-manual.docx
@@ -4,35 +4,67 @@
   <w:body>
     <w:p>
       <w:pPr>
-        <w:jc w:val="left"/>
+        <w:spacing w:after="320"/>
+        <w:pBdr>
+          <w:bottom w:val="single" w:sz="12" w:space="4" w:color="EAB308"/>
+        </w:pBdr>
       </w:pPr>
       <w:r>
         <w:rPr>
+          <w:rFonts w:ascii="Arial" w:hAnsi="Arial"/>
           <w:b/>
-          <w:color w:val="111827"/>
-          <w:sz w:val="48"/>
+          <w:color w:val="EAB308"/>
+          <w:sz w:val="18"/>
         </w:rPr>
-        <w:t>副业产品说明书</w:t>
+        <w:t>OPERATOR GUIDE / VERSION 1.0</w:t>
+      </w:r>
+    </w:p>
+    <w:p>
+      <w:pPr>
+        <w:pStyle w:val="Title"/>
+      </w:pPr>
+      <w:r>
+        <w:t>Creator Topic System</w:t>
       </w:r>
     </w:p>
     <w:p>
       <w:r>
         <w:rPr>
-          <w:b w:val="0"/>
-          <w:color w:val="64748B"/>
-          <w:sz w:val="22"/>
+          <w:color w:val="6B7280"/>
+          <w:sz w:val="28"/>
         </w:rPr>
-        <w:t>把一个小产品写成可销售、可交付、可复购的说明书。</w:t>
+        <w:t>A practical manual for turning raw ideas into a repeatable publishing rhythm.</w:t>
       </w:r>
     </w:p>
     <w:p>
+      <w:pPr>
+        <w:spacing w:before="140" w:after="260"/>
+        <w:ind w:left="259" w:right="259"/>
+        <w:shd w:fill="FFF7CC"/>
+      </w:pPr>
       <w:r>
         <w:rPr>
+          <w:rFonts w:ascii="Arial" w:hAnsi="Arial"/>
           <w:b/>
-          <w:color w:val="111827"/>
-          <w:sz w:val="30"/>
+          <w:color w:val="9A6700"/>
+          <w:sz w:val="21"/>
         </w:rPr>
-        <w:t>产品边界</w:t>
+        <w:t xml:space="preserve">INSIDE  </w:t>
+      </w:r>
+      <w:r>
+        <w:rPr>
+          <w:rFonts w:ascii="Arial" w:hAnsi="Arial"/>
+          <w:sz w:val="21"/>
+        </w:rPr>
+        <w:t>100 title patterns, an idea bank, a publishing calendar, and a weekly review dashboard.</w:t>
+      </w:r>
+    </w:p>
+    <w:p>
+      <w:pPr>
+        <w:pStyle w:val="Heading1"/>
+      </w:pPr>
+      <w:r>
+        <w:t>Use this system when</w:t>
       </w:r>
     </w:p>
     <w:p>
@@ -40,12 +72,7 @@
         <w:pStyle w:val="ListBullet"/>
       </w:pPr>
       <w:r>
-        <w:rPr>
-          <w:b w:val="0"/>
-          <w:color w:val="334155"/>
-          <w:sz w:val="20"/>
-        </w:rPr>
-        <w:t>写清楚包含什么、不包含什么、适合谁。</w:t>
+        <w:t>You collect ideas but rarely turn them into finished posts.</w:t>
       </w:r>
     </w:p>
     <w:p>
@@ -53,22 +80,7 @@
         <w:pStyle w:val="ListBullet"/>
       </w:pPr>
       <w:r>
-        <w:rPr>
-          <w:b w:val="0"/>
-          <w:color w:val="334155"/>
-          <w:sz w:val="20"/>
-        </w:rPr>
-        <w:t>交付物要可截图、可验收。</w:t>
-      </w:r>
-    </w:p>
-    <w:p>
-      <w:r>
-        <w:rPr>
-          <w:b/>
-          <w:color w:val="111827"/>
-          <w:sz w:val="30"/>
-        </w:rPr>
-        <w:t>售后规则</w:t>
+        <w:t>Your calendar is full, yet the themes do not build on one another.</w:t>
       </w:r>
     </w:p>
     <w:p>
@@ -76,12 +88,151 @@
         <w:pStyle w:val="ListBullet"/>
       </w:pPr>
       <w:r>
+        <w:t>You want to learn from performance without chasing every metric.</w:t>
+      </w:r>
+    </w:p>
+    <w:p>
+      <w:pPr>
+        <w:pStyle w:val="Heading1"/>
+      </w:pPr>
+      <w:r>
+        <w:t>The operating loop</w:t>
+      </w:r>
+    </w:p>
+    <w:p>
+      <w:r>
+        <w:t>Capture -&gt; Select -&gt; Draft -&gt; Publish -&gt; Review</w:t>
+      </w:r>
+    </w:p>
+    <w:p>
+      <w:r>
+        <w:br w:type="page"/>
+      </w:r>
+    </w:p>
+    <w:p>
+      <w:pPr>
+        <w:spacing w:after="320"/>
+        <w:pBdr>
+          <w:bottom w:val="single" w:sz="12" w:space="4" w:color="EAB308"/>
+        </w:pBdr>
+      </w:pPr>
+      <w:r>
         <w:rPr>
-          <w:b w:val="0"/>
-          <w:color w:val="334155"/>
-          <w:sz w:val="20"/>
+          <w:rFonts w:ascii="Arial" w:hAnsi="Arial"/>
+          <w:b/>
+          <w:color w:val="EAB308"/>
+          <w:sz w:val="18"/>
         </w:rPr>
-        <w:t>更新周期、退款边界、使用授权和常见问题。</w:t>
+        <w:t>WORKFLOW / FIVE REPEATABLE MOVES</w:t>
+      </w:r>
+    </w:p>
+    <w:p>
+      <w:pPr>
+        <w:pStyle w:val="Heading1"/>
+      </w:pPr>
+      <w:r>
+        <w:t>Quick start</w:t>
+      </w:r>
+    </w:p>
+    <w:p>
+      <w:pPr>
+        <w:pStyle w:val="ListNumber"/>
+      </w:pPr>
+      <w:r>
+        <w:rPr>
+          <w:b/>
+        </w:rPr>
+        <w:t xml:space="preserve">Capture: </w:t>
+      </w:r>
+      <w:r>
+        <w:t>Add one sentence about the audience, tension, and useful shift.</w:t>
+      </w:r>
+    </w:p>
+    <w:p>
+      <w:pPr>
+        <w:pStyle w:val="ListNumber"/>
+      </w:pPr>
+      <w:r>
+        <w:rPr>
+          <w:b/>
+        </w:rPr>
+        <w:t xml:space="preserve">Select: </w:t>
+      </w:r>
+      <w:r>
+        <w:t>Choose ideas with a clear reader promise and current evidence.</w:t>
+      </w:r>
+    </w:p>
+    <w:p>
+      <w:pPr>
+        <w:pStyle w:val="ListNumber"/>
+      </w:pPr>
+      <w:r>
+        <w:rPr>
+          <w:b/>
+        </w:rPr>
+        <w:t xml:space="preserve">Draft: </w:t>
+      </w:r>
+      <w:r>
+        <w:t>Start from one title pattern, then write the proof before the hook.</w:t>
+      </w:r>
+    </w:p>
+    <w:p>
+      <w:pPr>
+        <w:pStyle w:val="ListNumber"/>
+      </w:pPr>
+      <w:r>
+        <w:rPr>
+          <w:b/>
+        </w:rPr>
+        <w:t xml:space="preserve">Publish: </w:t>
+      </w:r>
+      <w:r>
+        <w:t>Ship on the planned day and record the distribution channel.</w:t>
+      </w:r>
+    </w:p>
+    <w:p>
+      <w:pPr>
+        <w:pStyle w:val="ListNumber"/>
+      </w:pPr>
+      <w:r>
+        <w:rPr>
+          <w:b/>
+        </w:rPr>
+        <w:t xml:space="preserve">Review: </w:t>
+      </w:r>
+      <w:r>
+        <w:t>Note what earned attention, trust, and a meaningful next action.</w:t>
+      </w:r>
+    </w:p>
+    <w:p>
+      <w:pPr>
+        <w:spacing w:before="140" w:after="260"/>
+        <w:ind w:left="259" w:right="259"/>
+        <w:shd w:fill="FFF7CC"/>
+      </w:pPr>
+      <w:r>
+        <w:rPr>
+          <w:rFonts w:ascii="Arial" w:hAnsi="Arial"/>
+          <w:b/>
+          <w:color w:val="9A6700"/>
+          <w:sz w:val="21"/>
+        </w:rPr>
+        <w:t xml:space="preserve">WEEKLY RULE  </w:t>
+      </w:r>
+      <w:r>
+        <w:rPr>
+          <w:rFonts w:ascii="Arial" w:hAnsi="Arial"/>
+          <w:sz w:val="21"/>
+        </w:rPr>
+        <w:t>Promote one winning pattern, retire one weak pattern, and write down why.</w:t>
+      </w:r>
+    </w:p>
+    <w:p>
+      <w:pPr>
+        <w:pStyle w:val="Heading1"/>
+      </w:pPr>
+      <w:r>
+        <w:t>Before you publish</w:t>
       </w:r>
     </w:p>
     <w:p>
@@ -89,71 +240,157 @@
         <w:pStyle w:val="ListBullet"/>
       </w:pPr>
       <w:r>
+        <w:t>The post names one specific reader and one useful shift.</w:t>
+      </w:r>
+    </w:p>
+    <w:p>
+      <w:pPr>
+        <w:pStyle w:val="ListBullet"/>
+      </w:pPr>
+      <w:r>
+        <w:t>The opening earns attention without withholding the practical point.</w:t>
+      </w:r>
+    </w:p>
+    <w:p>
+      <w:pPr>
+        <w:pStyle w:val="ListBullet"/>
+      </w:pPr>
+      <w:r>
+        <w:t>At least one example, observation, or result supports the promise.</w:t>
+      </w:r>
+    </w:p>
+    <w:p>
+      <w:pPr>
+        <w:pStyle w:val="ListBullet"/>
+      </w:pPr>
+      <w:r>
+        <w:t>The final line offers one proportionate next action.</w:t>
+      </w:r>
+    </w:p>
+    <w:p>
+      <w:r>
+        <w:br w:type="page"/>
+      </w:r>
+    </w:p>
+    <w:p>
+      <w:pPr>
+        <w:spacing w:after="320"/>
+        <w:pBdr>
+          <w:bottom w:val="single" w:sz="12" w:space="4" w:color="EAB308"/>
+        </w:pBdr>
+      </w:pPr>
+      <w:r>
         <w:rPr>
-          <w:b w:val="0"/>
-          <w:color w:val="334155"/>
-          <w:sz w:val="20"/>
+          <w:rFonts w:ascii="Arial" w:hAnsi="Arial"/>
+          <w:b/>
+          <w:color w:val="EAB308"/>
+          <w:sz w:val="18"/>
         </w:rPr>
-        <w:t>把容易反复解释的问题前置。</w:t>
+        <w:t>REFERENCE / FIELDS / SUPPORT</w:t>
+      </w:r>
+    </w:p>
+    <w:p>
+      <w:pPr>
+        <w:pStyle w:val="Heading1"/>
+      </w:pPr>
+      <w:r>
+        <w:t>Database fields</w:t>
       </w:r>
     </w:p>
     <w:tbl>
       <w:tblPr>
-        <w:tblStyle w:val="TableGrid"/>
-        <w:tblW w:type="auto" w:w="0"/>
+        <w:tblW w:type="dxa" w:w="9360"/>
+        <w:jc w:val="left"/>
+        <w:tblLayout w:type="fixed"/>
         <w:tblLook w:firstColumn="1" w:firstRow="1" w:lastColumn="0" w:lastRow="0" w:noHBand="0" w:noVBand="1" w:val="04A0"/>
       </w:tblPr>
       <w:tblGrid>
-        <w:gridCol w:w="3312"/>
-        <w:gridCol w:w="3312"/>
-        <w:gridCol w:w="3312"/>
+        <w:gridCol w:w="1900"/>
+        <w:gridCol w:w="3000"/>
+        <w:gridCol w:w="4460"/>
       </w:tblGrid>
       <w:tr>
+        <w:trPr>
+          <w:tblHeader w:val="true"/>
+        </w:trPr>
         <w:tc>
           <w:tcPr>
-            <w:tcW w:type="dxa" w:w="3312"/>
+            <w:tcW w:type="dxa" w:w="1900"/>
+            <w:tcMar>
+              <w:top w:w="100" w:type="dxa"/>
+              <w:start w:w="130" w:type="dxa"/>
+              <w:bottom w:w="100" w:type="dxa"/>
+              <w:end w:w="130" w:type="dxa"/>
+            </w:tcMar>
+            <w:vAlign w:val="center"/>
             <w:shd w:fill="111827"/>
           </w:tcPr>
           <w:p>
+            <w:pPr>
+              <w:spacing w:after="0"/>
+            </w:pPr>
             <w:r>
               <w:rPr>
+                <w:rFonts w:ascii="Arial" w:hAnsi="Arial"/>
                 <w:b/>
                 <w:color w:val="FFFFFF"/>
-                <w:sz w:val="18"/>
+                <w:sz w:val="19"/>
               </w:rPr>
-              <w:t>项目</w:t>
+              <w:t>Field</w:t>
             </w:r>
           </w:p>
         </w:tc>
         <w:tc>
           <w:tcPr>
-            <w:tcW w:type="dxa" w:w="3312"/>
+            <w:tcW w:type="dxa" w:w="3000"/>
+            <w:tcMar>
+              <w:top w:w="100" w:type="dxa"/>
+              <w:start w:w="130" w:type="dxa"/>
+              <w:bottom w:w="100" w:type="dxa"/>
+              <w:end w:w="130" w:type="dxa"/>
+            </w:tcMar>
+            <w:vAlign w:val="center"/>
             <w:shd w:fill="111827"/>
           </w:tcPr>
           <w:p>
+            <w:pPr>
+              <w:spacing w:after="0"/>
+            </w:pPr>
             <w:r>
               <w:rPr>
+                <w:rFonts w:ascii="Arial" w:hAnsi="Arial"/>
                 <w:b/>
                 <w:color w:val="FFFFFF"/>
-                <w:sz w:val="18"/>
+                <w:sz w:val="19"/>
               </w:rPr>
-              <w:t>说明</w:t>
+              <w:t>Purpose</w:t>
             </w:r>
           </w:p>
         </w:tc>
         <w:tc>
           <w:tcPr>
-            <w:tcW w:type="dxa" w:w="3312"/>
+            <w:tcW w:type="dxa" w:w="4460"/>
+            <w:tcMar>
+              <w:top w:w="100" w:type="dxa"/>
+              <w:start w:w="130" w:type="dxa"/>
+              <w:bottom w:w="100" w:type="dxa"/>
+              <w:end w:w="130" w:type="dxa"/>
+            </w:tcMar>
+            <w:vAlign w:val="center"/>
             <w:shd w:fill="111827"/>
           </w:tcPr>
           <w:p>
+            <w:pPr>
+              <w:spacing w:after="0"/>
+            </w:pPr>
             <w:r>
               <w:rPr>
+                <w:rFonts w:ascii="Arial" w:hAnsi="Arial"/>
                 <w:b/>
                 <w:color w:val="FFFFFF"/>
-                <w:sz w:val="18"/>
+                <w:sz w:val="19"/>
               </w:rPr>
-              <w:t>状态</w:t>
+              <w:t>Example</w:t>
             </w:r>
           </w:p>
         </w:tc>
@@ -161,46 +398,79 @@
       <w:tr>
         <w:tc>
           <w:tcPr>
-            <w:tcW w:type="dxa" w:w="3312"/>
+            <w:tcW w:type="dxa" w:w="1900"/>
+            <w:tcMar>
+              <w:top w:w="100" w:type="dxa"/>
+              <w:start w:w="130" w:type="dxa"/>
+              <w:bottom w:w="100" w:type="dxa"/>
+              <w:end w:w="130" w:type="dxa"/>
+            </w:tcMar>
+            <w:vAlign w:val="center"/>
           </w:tcPr>
           <w:p>
+            <w:pPr>
+              <w:spacing w:after="0"/>
+            </w:pPr>
             <w:r>
               <w:rPr>
+                <w:rFonts w:ascii="Arial" w:hAnsi="Arial"/>
                 <w:b w:val="0"/>
-                <w:color w:val="334155"/>
-                <w:sz w:val="18"/>
+                <w:color w:val="111827"/>
+                <w:sz w:val="19"/>
               </w:rPr>
-              <w:t>交付物</w:t>
+              <w:t>Audience</w:t>
             </w:r>
           </w:p>
         </w:tc>
         <w:tc>
           <w:tcPr>
-            <w:tcW w:type="dxa" w:w="3312"/>
+            <w:tcW w:type="dxa" w:w="3000"/>
+            <w:tcMar>
+              <w:top w:w="100" w:type="dxa"/>
+              <w:start w:w="130" w:type="dxa"/>
+              <w:bottom w:w="100" w:type="dxa"/>
+              <w:end w:w="130" w:type="dxa"/>
+            </w:tcMar>
+            <w:vAlign w:val="center"/>
           </w:tcPr>
           <w:p>
+            <w:pPr>
+              <w:spacing w:after="0"/>
+            </w:pPr>
             <w:r>
               <w:rPr>
+                <w:rFonts w:ascii="Arial" w:hAnsi="Arial"/>
                 <w:b w:val="0"/>
-                <w:color w:val="334155"/>
-                <w:sz w:val="18"/>
+                <w:color w:val="111827"/>
+                <w:sz w:val="19"/>
               </w:rPr>
-              <w:t>Notion 模板 + 录屏教程</w:t>
+              <w:t>Who should care</w:t>
             </w:r>
           </w:p>
         </w:tc>
         <w:tc>
           <w:tcPr>
-            <w:tcW w:type="dxa" w:w="3312"/>
+            <w:tcW w:type="dxa" w:w="4460"/>
+            <w:tcMar>
+              <w:top w:w="100" w:type="dxa"/>
+              <w:start w:w="130" w:type="dxa"/>
+              <w:bottom w:w="100" w:type="dxa"/>
+              <w:end w:w="130" w:type="dxa"/>
+            </w:tcMar>
+            <w:vAlign w:val="center"/>
           </w:tcPr>
           <w:p>
+            <w:pPr>
+              <w:spacing w:after="0"/>
+            </w:pPr>
             <w:r>
               <w:rPr>
+                <w:rFonts w:ascii="Arial" w:hAnsi="Arial"/>
                 <w:b w:val="0"/>
-                <w:color w:val="334155"/>
-                <w:sz w:val="18"/>
+                <w:color w:val="111827"/>
+                <w:sz w:val="19"/>
               </w:rPr>
-              <w:t>已定义</w:t>
+              <w:t>Solo consultants</w:t>
             </w:r>
           </w:p>
         </w:tc>
@@ -208,46 +478,79 @@
       <w:tr>
         <w:tc>
           <w:tcPr>
-            <w:tcW w:type="dxa" w:w="3312"/>
+            <w:tcW w:type="dxa" w:w="1900"/>
+            <w:tcMar>
+              <w:top w:w="100" w:type="dxa"/>
+              <w:start w:w="130" w:type="dxa"/>
+              <w:bottom w:w="100" w:type="dxa"/>
+              <w:end w:w="130" w:type="dxa"/>
+            </w:tcMar>
+            <w:vAlign w:val="center"/>
           </w:tcPr>
           <w:p>
+            <w:pPr>
+              <w:spacing w:after="0"/>
+            </w:pPr>
             <w:r>
               <w:rPr>
+                <w:rFonts w:ascii="Arial" w:hAnsi="Arial"/>
                 <w:b w:val="0"/>
-                <w:color w:val="334155"/>
-                <w:sz w:val="18"/>
+                <w:color w:val="111827"/>
+                <w:sz w:val="19"/>
               </w:rPr>
-              <w:t>授权</w:t>
+              <w:t>Tension</w:t>
             </w:r>
           </w:p>
         </w:tc>
         <w:tc>
           <w:tcPr>
-            <w:tcW w:type="dxa" w:w="3312"/>
+            <w:tcW w:type="dxa" w:w="3000"/>
+            <w:tcMar>
+              <w:top w:w="100" w:type="dxa"/>
+              <w:start w:w="130" w:type="dxa"/>
+              <w:bottom w:w="100" w:type="dxa"/>
+              <w:end w:w="130" w:type="dxa"/>
+            </w:tcMar>
+            <w:vAlign w:val="center"/>
           </w:tcPr>
           <w:p>
+            <w:pPr>
+              <w:spacing w:after="0"/>
+            </w:pPr>
             <w:r>
               <w:rPr>
+                <w:rFonts w:ascii="Arial" w:hAnsi="Arial"/>
                 <w:b w:val="0"/>
-                <w:color w:val="334155"/>
-                <w:sz w:val="18"/>
+                <w:color w:val="111827"/>
+                <w:sz w:val="19"/>
               </w:rPr>
-              <w:t>个人使用，不可转售</w:t>
+              <w:t>What feels unresolved</w:t>
             </w:r>
           </w:p>
         </w:tc>
         <w:tc>
           <w:tcPr>
-            <w:tcW w:type="dxa" w:w="3312"/>
+            <w:tcW w:type="dxa" w:w="4460"/>
+            <w:tcMar>
+              <w:top w:w="100" w:type="dxa"/>
+              <w:start w:w="130" w:type="dxa"/>
+              <w:bottom w:w="100" w:type="dxa"/>
+              <w:end w:w="130" w:type="dxa"/>
+            </w:tcMar>
+            <w:vAlign w:val="center"/>
           </w:tcPr>
           <w:p>
+            <w:pPr>
+              <w:spacing w:after="0"/>
+            </w:pPr>
             <w:r>
               <w:rPr>
+                <w:rFonts w:ascii="Arial" w:hAnsi="Arial"/>
                 <w:b w:val="0"/>
-                <w:color w:val="334155"/>
-                <w:sz w:val="18"/>
+                <w:color w:val="111827"/>
+                <w:sz w:val="19"/>
               </w:rPr>
-              <w:t>需确认</w:t>
+              <w:t>Too many disconnected drafts</w:t>
             </w:r>
           </w:p>
         </w:tc>
@@ -255,59 +558,200 @@
       <w:tr>
         <w:tc>
           <w:tcPr>
-            <w:tcW w:type="dxa" w:w="3312"/>
+            <w:tcW w:type="dxa" w:w="1900"/>
+            <w:tcMar>
+              <w:top w:w="100" w:type="dxa"/>
+              <w:start w:w="130" w:type="dxa"/>
+              <w:bottom w:w="100" w:type="dxa"/>
+              <w:end w:w="130" w:type="dxa"/>
+            </w:tcMar>
+            <w:vAlign w:val="center"/>
           </w:tcPr>
           <w:p>
+            <w:pPr>
+              <w:spacing w:after="0"/>
+            </w:pPr>
             <w:r>
               <w:rPr>
+                <w:rFonts w:ascii="Arial" w:hAnsi="Arial"/>
                 <w:b w:val="0"/>
-                <w:color w:val="334155"/>
-                <w:sz w:val="18"/>
+                <w:color w:val="111827"/>
+                <w:sz w:val="19"/>
               </w:rPr>
-              <w:t>更新</w:t>
+              <w:t>Promise</w:t>
             </w:r>
           </w:p>
         </w:tc>
         <w:tc>
           <w:tcPr>
-            <w:tcW w:type="dxa" w:w="3312"/>
+            <w:tcW w:type="dxa" w:w="3000"/>
+            <w:tcMar>
+              <w:top w:w="100" w:type="dxa"/>
+              <w:start w:w="130" w:type="dxa"/>
+              <w:bottom w:w="100" w:type="dxa"/>
+              <w:end w:w="130" w:type="dxa"/>
+            </w:tcMar>
+            <w:vAlign w:val="center"/>
           </w:tcPr>
           <w:p>
+            <w:pPr>
+              <w:spacing w:after="0"/>
+            </w:pPr>
             <w:r>
               <w:rPr>
+                <w:rFonts w:ascii="Arial" w:hAnsi="Arial"/>
                 <w:b w:val="0"/>
-                <w:color w:val="334155"/>
-                <w:sz w:val="18"/>
+                <w:color w:val="111827"/>
+                <w:sz w:val="19"/>
               </w:rPr>
-              <w:t>90 天内免费更新</w:t>
+              <w:t>Useful shift</w:t>
             </w:r>
           </w:p>
         </w:tc>
         <w:tc>
           <w:tcPr>
-            <w:tcW w:type="dxa" w:w="3312"/>
+            <w:tcW w:type="dxa" w:w="4460"/>
+            <w:tcMar>
+              <w:top w:w="100" w:type="dxa"/>
+              <w:start w:w="130" w:type="dxa"/>
+              <w:bottom w:w="100" w:type="dxa"/>
+              <w:end w:w="130" w:type="dxa"/>
+            </w:tcMar>
+            <w:vAlign w:val="center"/>
           </w:tcPr>
           <w:p>
+            <w:pPr>
+              <w:spacing w:after="0"/>
+            </w:pPr>
             <w:r>
               <w:rPr>
+                <w:rFonts w:ascii="Arial" w:hAnsi="Arial"/>
                 <w:b w:val="0"/>
-                <w:color w:val="334155"/>
-                <w:sz w:val="18"/>
+                <w:color w:val="111827"/>
+                <w:sz w:val="19"/>
               </w:rPr>
-              <w:t>可执行</w:t>
+              <w:t>A publishable weekly theme</w:t>
             </w:r>
           </w:p>
         </w:tc>
       </w:tr>
     </w:tbl>
+    <w:p>
+      <w:pPr>
+        <w:spacing w:before="140" w:after="260"/>
+        <w:ind w:left="259" w:right="259"/>
+        <w:shd w:fill="FFF7CC"/>
+      </w:pPr>
+      <w:r>
+        <w:rPr>
+          <w:rFonts w:ascii="Arial" w:hAnsi="Arial"/>
+          <w:b/>
+          <w:color w:val="9A6700"/>
+          <w:sz w:val="21"/>
+        </w:rPr>
+        <w:t xml:space="preserve">REVIEW FIELD  </w:t>
+      </w:r>
+      <w:r>
+        <w:rPr>
+          <w:rFonts w:ascii="Arial" w:hAnsi="Arial"/>
+          <w:sz w:val="21"/>
+        </w:rPr>
+        <w:t>Record the pattern worth repeating and the evidence that supports that judgment.</w:t>
+      </w:r>
+    </w:p>
+    <w:p>
+      <w:pPr>
+        <w:pStyle w:val="Heading1"/>
+      </w:pPr>
+      <w:r>
+        <w:t>Support notes</w:t>
+      </w:r>
+    </w:p>
+    <w:p>
+      <w:pPr>
+        <w:pStyle w:val="ListBullet"/>
+      </w:pPr>
+      <w:r>
+        <w:t>Duplicate the template before changing database properties.</w:t>
+      </w:r>
+    </w:p>
+    <w:p>
+      <w:pPr>
+        <w:pStyle w:val="ListBullet"/>
+      </w:pPr>
+      <w:r>
+        <w:t>Keep title patterns as prompts, not formulas that override judgment.</w:t>
+      </w:r>
+    </w:p>
+    <w:p>
+      <w:pPr>
+        <w:pStyle w:val="ListBullet"/>
+      </w:pPr>
+      <w:r>
+        <w:t>Export the review dashboard monthly before major structural changes.</w:t>
+      </w:r>
+    </w:p>
     <w:sectPr>
+      <w:headerReference w:type="default" r:id="rId9"/>
+      <w:footerReference w:type="default" r:id="rId10"/>
       <w:pgSz w:w="12240" w:h="15840"/>
-      <w:pgMar w:top="1080" w:right="1152" w:bottom="1080" w:left="1152" w:header="720" w:footer="720" w:gutter="0"/>
+      <w:pgMar w:top="1152" w:right="1224" w:bottom="1152" w:left="1224" w:header="720" w:footer="720" w:gutter="0"/>
       <w:cols w:space="720"/>
       <w:docGrid w:linePitch="360"/>
     </w:sectPr>
   </w:body>
 </w:document>
+</file>
+
+<file path=word/footer1.xml><?xml version="1.0" encoding="utf-8"?>
+<w:ftr xmlns:m="http://schemas.openxmlformats.org/officeDocument/2006/math" xmlns:mc="http://schemas.openxmlformats.org/markup-compatibility/2006" xmlns:mo="http://schemas.microsoft.com/office/mac/office/2008/main" xmlns:mv="urn:schemas-microsoft-com:mac:vml" xmlns:o="urn:schemas-microsoft-com:office:office" xmlns:r="http://schemas.openxmlformats.org/officeDocument/2006/relationships" xmlns:v="urn:schemas-microsoft-com:vml" xmlns:w10="urn:schemas-microsoft-com:office:word" xmlns:w14="http://schemas.microsoft.com/office/word/2010/wordml" xmlns:w="http://schemas.openxmlformats.org/wordprocessingml/2006/main" xmlns:wne="http://schemas.microsoft.com/office/word/2006/wordml" xmlns:wp14="http://schemas.microsoft.com/office/word/2010/wordprocessingDrawing" xmlns:wp="http://schemas.openxmlformats.org/drawingml/2006/wordprocessingDrawing" xmlns:wpc="http://schemas.microsoft.com/office/word/2010/wordprocessingCanvas" xmlns:wpg="http://schemas.microsoft.com/office/word/2010/wordprocessingGroup" xmlns:wpi="http://schemas.microsoft.com/office/word/2010/wordprocessingInk" xmlns:wps="http://schemas.microsoft.com/office/word/2010/wordprocessingShape" mc:Ignorable="w14 wp14">
+  <w:p>
+    <w:pPr>
+      <w:pStyle w:val="Footer"/>
+      <w:jc w:val="right"/>
+    </w:pPr>
+    <w:r>
+      <w:rPr>
+        <w:rFonts w:ascii="Arial" w:hAnsi="Arial"/>
+        <w:color w:val="6B7280"/>
+        <w:sz w:val="16"/>
+      </w:rPr>
+      <w:t xml:space="preserve">PAGE </w:t>
+    </w:r>
+    <w:r>
+      <w:rPr>
+        <w:rFonts w:ascii="Arial" w:hAnsi="Arial"/>
+        <w:color w:val="6B7280"/>
+        <w:sz w:val="16"/>
+      </w:rPr>
+      <w:fldChar w:fldCharType="begin"/>
+      <w:instrText xml:space="preserve"> PAGE </w:instrText>
+      <w:fldChar w:fldCharType="separate"/>
+      <w:t>1</w:t>
+      <w:fldChar w:fldCharType="end"/>
+    </w:r>
+  </w:p>
+</w:ftr>
+</file>
+
+<file path=word/header1.xml><?xml version="1.0" encoding="utf-8"?>
+<w:hdr xmlns:m="http://schemas.openxmlformats.org/officeDocument/2006/math" xmlns:mc="http://schemas.openxmlformats.org/markup-compatibility/2006" xmlns:mo="http://schemas.microsoft.com/office/mac/office/2008/main" xmlns:mv="urn:schemas-microsoft-com:mac:vml" xmlns:o="urn:schemas-microsoft-com:office:office" xmlns:r="http://schemas.openxmlformats.org/officeDocument/2006/relationships" xmlns:v="urn:schemas-microsoft-com:vml" xmlns:w10="urn:schemas-microsoft-com:office:word" xmlns:w14="http://schemas.microsoft.com/office/word/2010/wordml" xmlns:w="http://schemas.openxmlformats.org/wordprocessingml/2006/main" xmlns:wne="http://schemas.microsoft.com/office/word/2006/wordml" xmlns:wp14="http://schemas.microsoft.com/office/word/2010/wordprocessingDrawing" xmlns:wp="http://schemas.openxmlformats.org/drawingml/2006/wordprocessingDrawing" xmlns:wpc="http://schemas.microsoft.com/office/word/2010/wordprocessingCanvas" xmlns:wpg="http://schemas.microsoft.com/office/word/2010/wordprocessingGroup" xmlns:wpi="http://schemas.microsoft.com/office/word/2010/wordprocessingInk" xmlns:wps="http://schemas.microsoft.com/office/word/2010/wordprocessingShape" mc:Ignorable="w14 wp14">
+  <w:p>
+    <w:pPr>
+      <w:pStyle w:val="Header"/>
+      <w:jc w:val="right"/>
+    </w:pPr>
+    <w:r>
+      <w:rPr>
+        <w:rFonts w:ascii="Arial" w:hAnsi="Arial"/>
+        <w:b/>
+        <w:color w:val="6B7280"/>
+        <w:sz w:val="16"/>
+      </w:rPr>
+      <w:t>CREATOR TOPIC SYSTEM - PRODUCT MANUAL</w:t>
+    </w:r>
+  </w:p>
+</w:hdr>
 </file>
 
 <file path=word/numbering.xml><?xml version="1.0" encoding="utf-8"?>
@@ -673,9 +1117,15 @@
     <w:name w:val="Normal"/>
     <w:qFormat/>
     <w:rsid w:val="00FC693F"/>
+    <w:pPr>
+      <w:widowControl/>
+      <w:spacing w:line="270" w:lineRule="exact" w:after="140"/>
+    </w:pPr>
     <w:rPr>
-      <w:rFonts w:ascii="Arial" w:hAnsi="Arial"/>
-      <w:sz w:val="21"/>
+      <w:rFonts w:ascii="Arial" w:hAnsi="Arial" w:eastAsia="Arial"/>
+      <w:b w:val="0"/>
+      <w:color w:val="111827"/>
+      <w:sz w:val="19"/>
     </w:rPr>
   </w:style>
   <w:style w:type="paragraph" w:styleId="Header">
@@ -733,15 +1183,15 @@
     <w:pPr>
       <w:keepNext/>
       <w:keepLines/>
-      <w:spacing w:before="480" w:after="0"/>
+      <w:spacing w:before="360" w:after="140"/>
       <w:outlineLvl w:val="0"/>
     </w:pPr>
     <w:rPr>
-      <w:rFonts w:asciiTheme="majorHAnsi" w:eastAsiaTheme="majorEastAsia" w:hAnsiTheme="majorHAnsi" w:cstheme="majorBidi"/>
+      <w:rFonts w:asciiTheme="majorHAnsi" w:eastAsiaTheme="majorEastAsia" w:hAnsiTheme="majorHAnsi" w:cstheme="majorBidi" w:ascii="Arial" w:hAnsi="Arial" w:eastAsia="Arial"/>
       <w:b/>
       <w:bCs/>
-      <w:color w:val="365F91" w:themeColor="accent1" w:themeShade="BF"/>
-      <w:sz w:val="28"/>
+      <w:color w:val="EAB308"/>
+      <w:sz w:val="36"/>
       <w:szCs w:val="28"/>
     </w:rPr>
   </w:style>
@@ -757,15 +1207,15 @@
     <w:pPr>
       <w:keepNext/>
       <w:keepLines/>
-      <w:spacing w:before="200" w:after="0"/>
+      <w:spacing w:before="240" w:after="100"/>
       <w:outlineLvl w:val="1"/>
     </w:pPr>
     <w:rPr>
-      <w:rFonts w:asciiTheme="majorHAnsi" w:eastAsiaTheme="majorEastAsia" w:hAnsiTheme="majorHAnsi" w:cstheme="majorBidi"/>
+      <w:rFonts w:asciiTheme="majorHAnsi" w:eastAsiaTheme="majorEastAsia" w:hAnsiTheme="majorHAnsi" w:cstheme="majorBidi" w:ascii="Arial" w:hAnsi="Arial" w:eastAsia="Arial"/>
       <w:b/>
       <w:bCs/>
-      <w:color w:val="4F81BD" w:themeColor="accent1"/>
-      <w:sz w:val="26"/>
+      <w:color w:val="111827"/>
+      <w:sz w:val="25"/>
       <w:szCs w:val="26"/>
     </w:rPr>
   </w:style>
@@ -781,14 +1231,15 @@
     <w:pPr>
       <w:keepNext/>
       <w:keepLines/>
-      <w:spacing w:before="200" w:after="0"/>
+      <w:spacing w:before="180" w:after="80"/>
       <w:outlineLvl w:val="2"/>
     </w:pPr>
     <w:rPr>
-      <w:rFonts w:asciiTheme="majorHAnsi" w:eastAsiaTheme="majorEastAsia" w:hAnsiTheme="majorHAnsi" w:cstheme="majorBidi"/>
+      <w:rFonts w:asciiTheme="majorHAnsi" w:eastAsiaTheme="majorEastAsia" w:hAnsiTheme="majorHAnsi" w:cstheme="majorBidi" w:ascii="Arial" w:hAnsi="Arial" w:eastAsia="Arial"/>
       <w:b/>
       <w:bCs/>
-      <w:color w:val="4F81BD" w:themeColor="accent1"/>
+      <w:color w:val="EAB308"/>
+      <w:sz w:val="21"/>
     </w:rPr>
   </w:style>
   <w:style w:type="paragraph" w:styleId="Heading4">
@@ -1019,18 +1470,17 @@
     <w:qFormat/>
     <w:rsid w:val="00FC693F"/>
     <w:pPr>
-      <w:pBdr>
-        <w:bottom w:val="single" w:sz="8" w:space="4" w:color="4F81BD" w:themeColor="accent1"/>
-      </w:pBdr>
-      <w:spacing w:after="300" w:line="240" w:lineRule="auto"/>
+      <w:keepNext/>
+      <w:spacing w:after="200" w:line="240" w:lineRule="auto" w:before="0"/>
       <w:contextualSpacing/>
     </w:pPr>
     <w:rPr>
-      <w:rFonts w:asciiTheme="majorHAnsi" w:eastAsiaTheme="majorEastAsia" w:hAnsiTheme="majorHAnsi" w:cstheme="majorBidi"/>
-      <w:color w:val="17365D" w:themeColor="text2" w:themeShade="BF"/>
+      <w:rFonts w:asciiTheme="majorHAnsi" w:eastAsiaTheme="majorEastAsia" w:hAnsiTheme="majorHAnsi" w:cstheme="majorBidi" w:ascii="Arial" w:hAnsi="Arial" w:eastAsia="Arial"/>
+      <w:b/>
+      <w:color w:val="111827"/>
       <w:spacing w:val="5"/>
       <w:kern w:val="28"/>
-      <w:sz w:val="52"/>
+      <w:sz w:val="62"/>
       <w:szCs w:val="52"/>
     </w:rPr>
   </w:style>
@@ -1204,8 +1654,15 @@
       <w:numPr>
         <w:numId w:val="1"/>
       </w:numPr>
+      <w:spacing w:after="60"/>
       <w:contextualSpacing/>
     </w:pPr>
+    <w:rPr>
+      <w:rFonts w:ascii="Arial" w:hAnsi="Arial" w:eastAsia="Arial"/>
+      <w:b w:val="0"/>
+      <w:color w:val="111827"/>
+      <w:sz w:val="19"/>
+    </w:rPr>
   </w:style>
   <w:style w:type="paragraph" w:styleId="ListBullet2">
     <w:name w:val="List Bullet 2"/>
@@ -1243,8 +1700,15 @@
       <w:numPr>
         <w:numId w:val="5"/>
       </w:numPr>
+      <w:spacing w:after="60"/>
       <w:contextualSpacing/>
     </w:pPr>
+    <w:rPr>
+      <w:rFonts w:ascii="Arial" w:hAnsi="Arial" w:eastAsia="Arial"/>
+      <w:b w:val="0"/>
+      <w:color w:val="111827"/>
+      <w:sz w:val="19"/>
+    </w:rPr>
   </w:style>
   <w:style w:type="paragraph" w:styleId="ListNumber2">
     <w:name w:val="List Number 2"/>
